--- a/unit_3_grading_guide_notes.docx
+++ b/unit_3_grading_guide_notes.docx
@@ -1190,25 +1190,7 @@
                 <w:bCs/>
                 <w:noProof/>
               </w:rPr>
-              <w:t>Finkel, Eli, et al. 2020. "Political sectaria</w:t>
-            </w:r>
-            <w:r>
-              <w:rPr>
-                <w:rStyle w:val="Hyperlink"/>
-                <w:b/>
-                <w:bCs/>
-                <w:noProof/>
-              </w:rPr>
-              <w:t>n</w:t>
-            </w:r>
-            <w:r>
-              <w:rPr>
-                <w:rStyle w:val="Hyperlink"/>
-                <w:b/>
-                <w:bCs/>
-                <w:noProof/>
-              </w:rPr>
-              <w:t>ism in America." Science 370 (6516): 533-537</w:t>
+              <w:t>Finkel, Eli, et al. 2020. "Political sectarianism in America." Science 370 (6516): 533-537</w:t>
             </w:r>
             <w:r>
               <w:rPr>
@@ -1441,28 +1423,32 @@
                 <w:bCs/>
                 <w:noProof/>
               </w:rPr>
-              <w:t>Popkin</w:t>
+              <w:t>Po</w:t>
+            </w:r>
+            <w:r>
+              <w:rPr>
+                <w:rStyle w:val="Hyperlink"/>
+                <w:b/>
+                <w:bCs/>
+                <w:noProof/>
+              </w:rPr>
+              <w:t>p</w:t>
+            </w:r>
+            <w:r>
+              <w:rPr>
+                <w:rStyle w:val="Hyperlink"/>
+                <w:b/>
+                <w:bCs/>
+                <w:noProof/>
+              </w:rPr>
+              <w:t>kin</w:t>
             </w:r>
             <w:r>
               <w:rPr>
                 <w:rStyle w:val="Hyperlink"/>
                 <w:noProof/>
               </w:rPr>
-              <w:t>, Samuel. 1991. The Reaso</w:t>
-            </w:r>
-            <w:r>
-              <w:rPr>
-                <w:rStyle w:val="Hyperlink"/>
-                <w:noProof/>
-              </w:rPr>
-              <w:t>n</w:t>
-            </w:r>
-            <w:r>
-              <w:rPr>
-                <w:rStyle w:val="Hyperlink"/>
-                <w:noProof/>
-              </w:rPr>
-              <w:t>ing Voter, pages 1-17</w:t>
+              <w:t>, Samuel. 1991. The Reasoning Voter, pages 1-17</w:t>
             </w:r>
             <w:r>
               <w:rPr>
@@ -1608,25 +1594,7 @@
                 <w:bCs/>
                 <w:noProof/>
               </w:rPr>
-              <w:t>Vavreck, The Message Ma</w:t>
-            </w:r>
-            <w:r>
-              <w:rPr>
-                <w:rStyle w:val="Hyperlink"/>
-                <w:b/>
-                <w:bCs/>
-                <w:noProof/>
-              </w:rPr>
-              <w:t>t</w:t>
-            </w:r>
-            <w:r>
-              <w:rPr>
-                <w:rStyle w:val="Hyperlink"/>
-                <w:b/>
-                <w:bCs/>
-                <w:noProof/>
-              </w:rPr>
-              <w:t>ters</w:t>
+              <w:t>Vavreck, The Message Matters</w:t>
             </w:r>
             <w:r>
               <w:rPr>
@@ -5258,7 +5226,7 @@
         <w:rPr>
           <w:noProof/>
         </w:rPr>
-        <w:pict w14:anchorId="331561F8">
+        <w:pict w14:anchorId="05A484D8">
           <v:rect id="_x0000_i1054" alt="" style="width:468pt;height:.05pt;mso-width-percent:0;mso-height-percent:0;mso-width-percent:0;mso-height-percent:0" o:hralign="center" o:hrstd="t" o:hr="t" fillcolor="#a0a0a0" stroked="f"/>
         </w:pict>
       </w:r>
@@ -5446,7 +5414,7 @@
         <w:rPr>
           <w:noProof/>
         </w:rPr>
-        <w:pict w14:anchorId="10090AAF">
+        <w:pict w14:anchorId="2322533A">
           <v:rect id="_x0000_i1053" alt="" style="width:468pt;height:.05pt;mso-width-percent:0;mso-height-percent:0;mso-width-percent:0;mso-height-percent:0" o:hralign="center" o:hrstd="t" o:hr="t" fillcolor="#a0a0a0" stroked="f"/>
         </w:pict>
       </w:r>
@@ -5600,7 +5568,7 @@
         <w:rPr>
           <w:noProof/>
         </w:rPr>
-        <w:pict w14:anchorId="2A419945">
+        <w:pict w14:anchorId="48A83222">
           <v:rect id="_x0000_i1052" alt="" style="width:468pt;height:.05pt;mso-width-percent:0;mso-height-percent:0;mso-width-percent:0;mso-height-percent:0" o:hralign="center" o:hrstd="t" o:hr="t" fillcolor="#a0a0a0" stroked="f"/>
         </w:pict>
       </w:r>
@@ -5834,7 +5802,7 @@
         <w:rPr>
           <w:noProof/>
         </w:rPr>
-        <w:pict w14:anchorId="2CDE421A">
+        <w:pict w14:anchorId="7A1745A9">
           <v:rect id="_x0000_i1051" alt="" style="width:468pt;height:.05pt;mso-width-percent:0;mso-height-percent:0;mso-width-percent:0;mso-height-percent:0" o:hralign="center" o:hrstd="t" o:hr="t" fillcolor="#a0a0a0" stroked="f"/>
         </w:pict>
       </w:r>
@@ -6049,7 +6017,7 @@
         <w:rPr>
           <w:noProof/>
         </w:rPr>
-        <w:pict w14:anchorId="6F442070">
+        <w:pict w14:anchorId="08A09137">
           <v:rect id="_x0000_i1050" alt="" style="width:468pt;height:.05pt;mso-width-percent:0;mso-height-percent:0;mso-width-percent:0;mso-height-percent:0" o:hralign="center" o:hrstd="t" o:hr="t" fillcolor="#a0a0a0" stroked="f"/>
         </w:pict>
       </w:r>
@@ -6182,7 +6150,7 @@
         <w:rPr>
           <w:noProof/>
         </w:rPr>
-        <w:pict w14:anchorId="572BF1AB">
+        <w:pict w14:anchorId="38B5C571">
           <v:rect id="_x0000_i1049" alt="" style="width:468pt;height:.05pt;mso-width-percent:0;mso-height-percent:0;mso-width-percent:0;mso-height-percent:0" o:hralign="center" o:hrstd="t" o:hr="t" fillcolor="#a0a0a0" stroked="f"/>
         </w:pict>
       </w:r>
@@ -6399,7 +6367,7 @@
         <w:rPr>
           <w:noProof/>
         </w:rPr>
-        <w:pict w14:anchorId="018F745B">
+        <w:pict w14:anchorId="474F91F5">
           <v:rect id="_x0000_i1048" alt="" style="width:468pt;height:.05pt;mso-width-percent:0;mso-height-percent:0;mso-width-percent:0;mso-height-percent:0" o:hralign="center" o:hrstd="t" o:hr="t" fillcolor="#a0a0a0" stroked="f"/>
         </w:pict>
       </w:r>
@@ -6569,7 +6537,7 @@
         <w:rPr>
           <w:noProof/>
         </w:rPr>
-        <w:pict w14:anchorId="7B363062">
+        <w:pict w14:anchorId="43BE4C44">
           <v:rect id="_x0000_i1047" alt="" style="width:468pt;height:.05pt;mso-width-percent:0;mso-height-percent:0;mso-width-percent:0;mso-height-percent:0" o:hralign="center" o:hrstd="t" o:hr="t" fillcolor="#a0a0a0" stroked="f"/>
         </w:pict>
       </w:r>
@@ -6740,7 +6708,7 @@
         <w:rPr>
           <w:noProof/>
         </w:rPr>
-        <w:pict w14:anchorId="0E4FC12A">
+        <w:pict w14:anchorId="26B85A99">
           <v:rect id="_x0000_i1046" alt="" style="width:468pt;height:.05pt;mso-width-percent:0;mso-height-percent:0;mso-width-percent:0;mso-height-percent:0" o:hralign="center" o:hrstd="t" o:hr="t" fillcolor="#a0a0a0" stroked="f"/>
         </w:pict>
       </w:r>
@@ -6940,7 +6908,7 @@
           <w:noProof/>
         </w:rPr>
         <w:lastRenderedPageBreak/>
-        <w:pict w14:anchorId="0705595D">
+        <w:pict w14:anchorId="6A0D84E9">
           <v:rect id="_x0000_i1045" alt="" style="width:468pt;height:.05pt;mso-width-percent:0;mso-height-percent:0;mso-width-percent:0;mso-height-percent:0" o:hralign="center" o:hrstd="t" o:hr="t" fillcolor="#a0a0a0" stroked="f"/>
         </w:pict>
       </w:r>
@@ -9614,7 +9582,7 @@
           <w:bCs/>
           <w:noProof/>
         </w:rPr>
-        <w:pict w14:anchorId="44DCEB34">
+        <w:pict w14:anchorId="52B52811">
           <v:rect id="_x0000_i1044" alt="" style="width:468pt;height:.05pt;mso-width-percent:0;mso-height-percent:0;mso-width-percent:0;mso-height-percent:0" o:hralign="center" o:hrstd="t" o:hr="t" fillcolor="#a0a0a0" stroked="f"/>
         </w:pict>
       </w:r>
@@ -9708,7 +9676,7 @@
           <w:bCs/>
           <w:noProof/>
         </w:rPr>
-        <w:pict w14:anchorId="72B45CB6">
+        <w:pict w14:anchorId="1DC879DC">
           <v:rect id="_x0000_i1043" alt="" style="width:468pt;height:.05pt;mso-width-percent:0;mso-height-percent:0;mso-width-percent:0;mso-height-percent:0" o:hralign="center" o:hrstd="t" o:hr="t" fillcolor="#a0a0a0" stroked="f"/>
         </w:pict>
       </w:r>
@@ -9859,7 +9827,7 @@
           <w:bCs/>
           <w:noProof/>
         </w:rPr>
-        <w:pict w14:anchorId="522E2347">
+        <w:pict w14:anchorId="7B915FC8">
           <v:rect id="_x0000_i1042" alt="" style="width:468pt;height:.05pt;mso-width-percent:0;mso-height-percent:0;mso-width-percent:0;mso-height-percent:0" o:hralign="center" o:hrstd="t" o:hr="t" fillcolor="#a0a0a0" stroked="f"/>
         </w:pict>
       </w:r>
@@ -9972,7 +9940,7 @@
           <w:bCs/>
           <w:noProof/>
         </w:rPr>
-        <w:pict w14:anchorId="1F79A640">
+        <w:pict w14:anchorId="2B6761CE">
           <v:rect id="_x0000_i1041" alt="" style="width:468pt;height:.05pt;mso-width-percent:0;mso-height-percent:0;mso-width-percent:0;mso-height-percent:0" o:hralign="center" o:hrstd="t" o:hr="t" fillcolor="#a0a0a0" stroked="f"/>
         </w:pict>
       </w:r>
@@ -10070,7 +10038,7 @@
           <w:bCs/>
           <w:noProof/>
         </w:rPr>
-        <w:pict w14:anchorId="1A356AAD">
+        <w:pict w14:anchorId="796533C5">
           <v:rect id="_x0000_i1040" alt="" style="width:468pt;height:.05pt;mso-width-percent:0;mso-height-percent:0;mso-width-percent:0;mso-height-percent:0" o:hralign="center" o:hrstd="t" o:hr="t" fillcolor="#a0a0a0" stroked="f"/>
         </w:pict>
       </w:r>
@@ -10217,7 +10185,7 @@
           <w:bCs/>
           <w:noProof/>
         </w:rPr>
-        <w:pict w14:anchorId="61045E96">
+        <w:pict w14:anchorId="134C267D">
           <v:rect id="_x0000_i1039" alt="" style="width:468pt;height:.05pt;mso-width-percent:0;mso-height-percent:0;mso-width-percent:0;mso-height-percent:0" o:hralign="center" o:hrstd="t" o:hr="t" fillcolor="#a0a0a0" stroked="f"/>
         </w:pict>
       </w:r>
@@ -10327,7 +10295,7 @@
           <w:bCs/>
           <w:noProof/>
         </w:rPr>
-        <w:pict w14:anchorId="150E1D66">
+        <w:pict w14:anchorId="50999138">
           <v:rect id="_x0000_i1038" alt="" style="width:468pt;height:.05pt;mso-width-percent:0;mso-height-percent:0;mso-width-percent:0;mso-height-percent:0" o:hralign="center" o:hrstd="t" o:hr="t" fillcolor="#a0a0a0" stroked="f"/>
         </w:pict>
       </w:r>
@@ -10414,7 +10382,7 @@
           <w:bCs/>
           <w:noProof/>
         </w:rPr>
-        <w:pict w14:anchorId="17637DD8">
+        <w:pict w14:anchorId="505917EF">
           <v:rect id="_x0000_i1037" alt="" style="width:468pt;height:.05pt;mso-width-percent:0;mso-height-percent:0;mso-width-percent:0;mso-height-percent:0" o:hralign="center" o:hrstd="t" o:hr="t" fillcolor="#a0a0a0" stroked="f"/>
         </w:pict>
       </w:r>
@@ -10511,7 +10479,7 @@
           <w:bCs/>
           <w:noProof/>
         </w:rPr>
-        <w:pict w14:anchorId="6C1DF55B">
+        <w:pict w14:anchorId="4FF109AD">
           <v:rect id="_x0000_i1036" alt="" style="width:468pt;height:.05pt;mso-width-percent:0;mso-height-percent:0;mso-width-percent:0;mso-height-percent:0" o:hralign="center" o:hrstd="t" o:hr="t" fillcolor="#a0a0a0" stroked="f"/>
         </w:pict>
       </w:r>
@@ -10548,7 +10516,7 @@
           <w:bCs/>
           <w:noProof/>
         </w:rPr>
-        <w:pict w14:anchorId="459A13CC">
+        <w:pict w14:anchorId="7FA1094B">
           <v:rect id="_x0000_i1035" alt="" style="width:468pt;height:.05pt;mso-width-percent:0;mso-height-percent:0;mso-width-percent:0;mso-height-percent:0" o:hralign="center" o:hrstd="t" o:hr="t" fillcolor="#a0a0a0" stroked="f"/>
         </w:pict>
       </w:r>
@@ -10637,7 +10605,7 @@
           <w:bCs/>
           <w:noProof/>
         </w:rPr>
-        <w:pict w14:anchorId="115D2C1E">
+        <w:pict w14:anchorId="280C2CB6">
           <v:rect id="_x0000_i1034" alt="" style="width:468pt;height:.05pt;mso-width-percent:0;mso-height-percent:0;mso-width-percent:0;mso-height-percent:0" o:hralign="center" o:hrstd="t" o:hr="t" fillcolor="#a0a0a0" stroked="f"/>
         </w:pict>
       </w:r>
@@ -10735,7 +10703,7 @@
           <w:bCs/>
           <w:noProof/>
         </w:rPr>
-        <w:pict w14:anchorId="2968B109">
+        <w:pict w14:anchorId="2CB97FD2">
           <v:rect id="_x0000_i1033" alt="" style="width:468pt;height:.05pt;mso-width-percent:0;mso-height-percent:0;mso-width-percent:0;mso-height-percent:0" o:hralign="center" o:hrstd="t" o:hr="t" fillcolor="#a0a0a0" stroked="f"/>
         </w:pict>
       </w:r>
@@ -10897,7 +10865,7 @@
           <w:bCs/>
           <w:noProof/>
         </w:rPr>
-        <w:pict w14:anchorId="2542C96C">
+        <w:pict w14:anchorId="24A7F7E8">
           <v:rect id="_x0000_i1032" alt="" style="width:468pt;height:.05pt;mso-width-percent:0;mso-height-percent:0;mso-width-percent:0;mso-height-percent:0" o:hralign="center" o:hrstd="t" o:hr="t" fillcolor="#a0a0a0" stroked="f"/>
         </w:pict>
       </w:r>
@@ -10975,7 +10943,7 @@
           <w:bCs/>
           <w:noProof/>
         </w:rPr>
-        <w:pict w14:anchorId="7A869214">
+        <w:pict w14:anchorId="2615FAD0">
           <v:rect id="_x0000_i1031" alt="" style="width:468pt;height:.05pt;mso-width-percent:0;mso-height-percent:0;mso-width-percent:0;mso-height-percent:0" o:hralign="center" o:hrstd="t" o:hr="t" fillcolor="#a0a0a0" stroked="f"/>
         </w:pict>
       </w:r>
@@ -11523,7 +11491,7 @@
         <w:rPr>
           <w:noProof/>
         </w:rPr>
-        <w:pict w14:anchorId="26D6A33A">
+        <w:pict w14:anchorId="0A68264A">
           <v:rect id="_x0000_i1030" alt="" style="width:468pt;height:.05pt;mso-width-percent:0;mso-height-percent:0;mso-width-percent:0;mso-height-percent:0" o:hralign="center" o:hrstd="t" o:hr="t" fillcolor="#a0a0a0" stroked="f"/>
         </w:pict>
       </w:r>
@@ -12078,7 +12046,7 @@
         <w:rPr>
           <w:noProof/>
         </w:rPr>
-        <w:pict w14:anchorId="1026A9DC">
+        <w:pict w14:anchorId="0F74D237">
           <v:rect id="_x0000_i1029" alt="" style="width:468pt;height:.05pt;mso-width-percent:0;mso-height-percent:0;mso-width-percent:0;mso-height-percent:0" o:hralign="center" o:hrstd="t" o:hr="t" fillcolor="#a0a0a0" stroked="f"/>
         </w:pict>
       </w:r>
@@ -12313,7 +12281,7 @@
         <w:rPr>
           <w:noProof/>
         </w:rPr>
-        <w:pict w14:anchorId="3EB81EA0">
+        <w:pict w14:anchorId="719CFCE8">
           <v:rect id="_x0000_i1028" alt="" style="width:468pt;height:.05pt;mso-width-percent:0;mso-height-percent:0;mso-width-percent:0;mso-height-percent:0" o:hralign="center" o:hrstd="t" o:hr="t" fillcolor="#a0a0a0" stroked="f"/>
         </w:pict>
       </w:r>
@@ -12501,7 +12469,7 @@
         <w:rPr>
           <w:noProof/>
         </w:rPr>
-        <w:pict w14:anchorId="7059B29C">
+        <w:pict w14:anchorId="22184F1B">
           <v:rect id="_x0000_i1027" alt="" style="width:468pt;height:.05pt;mso-width-percent:0;mso-height-percent:0;mso-width-percent:0;mso-height-percent:0" o:hralign="center" o:hrstd="t" o:hr="t" fillcolor="#a0a0a0" stroked="f"/>
         </w:pict>
       </w:r>
@@ -12615,7 +12583,7 @@
           <w:noProof/>
         </w:rPr>
         <w:lastRenderedPageBreak/>
-        <w:pict w14:anchorId="744DD336">
+        <w:pict w14:anchorId="20B375B7">
           <v:rect id="_x0000_i1026" alt="" style="width:468pt;height:.05pt;mso-width-percent:0;mso-height-percent:0;mso-width-percent:0;mso-height-percent:0" o:hralign="center" o:hrstd="t" o:hr="t" fillcolor="#a0a0a0" stroked="f"/>
         </w:pict>
       </w:r>
@@ -12824,7 +12792,7 @@
         <w:rPr>
           <w:noProof/>
         </w:rPr>
-        <w:pict w14:anchorId="36664797">
+        <w:pict w14:anchorId="22DF095B">
           <v:rect id="_x0000_i1025" alt="" style="width:468pt;height:.05pt;mso-width-percent:0;mso-height-percent:0;mso-width-percent:0;mso-height-percent:0" o:hralign="center" o:hrstd="t" o:hr="t" fillcolor="#a0a0a0" stroked="f"/>
         </w:pict>
       </w:r>
@@ -26938,6 +26906,7 @@
   <w:style w:type="character" w:default="1" w:styleId="DefaultParagraphFont">
     <w:name w:val="Default Paragraph Font"/>
     <w:uiPriority w:val="1"/>
+    <w:semiHidden/>
     <w:unhideWhenUsed/>
   </w:style>
   <w:style w:type="table" w:default="1" w:styleId="TableNormal">
